--- a/files/Credit_Policy_Reset_Briefing.docx
+++ b/files/Credit_Policy_Reset_Briefing.docx
@@ -4,73 +4,2109 @@
   <w:body>
     <w:p>
       <w:pPr>
-        <w:pStyle w:val="Title"/>
+        <w:jc w:val="left"/>
       </w:pPr>
       <w:r>
+        <w:rPr>
+          <w:b/>
+          <w:color w:val="6B7280"/>
+          <w:sz w:val="18"/>
+        </w:rPr>
+        <w:t>ZAVA CONGLOMERATE</w:t>
+      </w:r>
+    </w:p>
+    <w:p>
+      <w:pPr>
+        <w:spacing w:after="40"/>
+      </w:pPr>
+      <w:r>
+        <w:rPr>
+          <w:b/>
+          <w:color w:val="1F2D55"/>
+          <w:sz w:val="44"/>
+        </w:rPr>
         <w:t>Credit Policy Reset Briefing</w:t>
       </w:r>
     </w:p>
     <w:p>
+      <w:pPr>
+        <w:spacing w:after="200"/>
+      </w:pPr>
       <w:r>
         <w:rPr>
           <w:i/>
-          <w:color w:val="707070"/>
-          <w:sz w:val="20"/>
+          <w:color w:val="4B5B7C"/>
+          <w:sz w:val="22"/>
         </w:rPr>
-        <w:t>Filename: Credit_Policy_Reset_Briefing.docx</w:t>
-      </w:r>
-    </w:p>
-    <w:p>
-      <w:r>
-        <w:t>This document is a placeholder reference used by the Zava Conglomerate Copilot Demo Hub. It exists so that every prompt example resolves to a real attachable file during a live demo. Replace with the actual deliverable before sharing externally.</w:t>
+        <w:t>Group Policy · Approved by the Board</w:t>
       </w:r>
     </w:p>
     <w:p>
       <w:pPr>
-        <w:pStyle w:val="Heading1"/>
+        <w:spacing w:after="40"/>
       </w:pPr>
       <w:r>
-        <w:t>Outline</w:t>
+        <w:rPr>
+          <w:b/>
+          <w:color w:val="1F2D55"/>
+          <w:sz w:val="20"/>
+        </w:rPr>
+        <w:t xml:space="preserve">Document reference:  </w:t>
+      </w:r>
+      <w:r>
+        <w:rPr>
+          <w:sz w:val="20"/>
+        </w:rPr>
+        <w:t>GP-CRED-2026-367</w:t>
+      </w:r>
+    </w:p>
+    <w:p>
+      <w:pPr>
+        <w:spacing w:after="40"/>
+      </w:pPr>
+      <w:r>
+        <w:rPr>
+          <w:b/>
+          <w:color w:val="1F2D55"/>
+          <w:sz w:val="20"/>
+        </w:rPr>
+        <w:t xml:space="preserve">Owner:  </w:t>
+      </w:r>
+      <w:r>
+        <w:rPr>
+          <w:sz w:val="20"/>
+        </w:rPr>
+        <w:t>Group Chief Risk Officer</w:t>
+      </w:r>
+    </w:p>
+    <w:p>
+      <w:pPr>
+        <w:spacing w:after="40"/>
+      </w:pPr>
+      <w:r>
+        <w:rPr>
+          <w:b/>
+          <w:color w:val="1F2D55"/>
+          <w:sz w:val="20"/>
+        </w:rPr>
+        <w:t xml:space="preserve">Effective date:  </w:t>
+      </w:r>
+      <w:r>
+        <w:rPr>
+          <w:sz w:val="20"/>
+        </w:rPr>
+        <w:t>19 May 2026</w:t>
+      </w:r>
+    </w:p>
+    <w:p>
+      <w:pPr>
+        <w:spacing w:after="40"/>
+      </w:pPr>
+      <w:r>
+        <w:rPr>
+          <w:b/>
+          <w:color w:val="1F2D55"/>
+          <w:sz w:val="20"/>
+        </w:rPr>
+        <w:t xml:space="preserve">Next review:  </w:t>
+      </w:r>
+      <w:r>
+        <w:rPr>
+          <w:sz w:val="20"/>
+        </w:rPr>
+        <w:t>May 2027</w:t>
+      </w:r>
+    </w:p>
+    <w:p>
+      <w:pPr>
+        <w:spacing w:after="40"/>
+      </w:pPr>
+      <w:r>
+        <w:rPr>
+          <w:b/>
+          <w:color w:val="1F2D55"/>
+          <w:sz w:val="20"/>
+        </w:rPr>
+        <w:t xml:space="preserve">Version:  </w:t>
+      </w:r>
+      <w:r>
+        <w:rPr>
+          <w:sz w:val="20"/>
+        </w:rPr>
+        <w:t>3.2</w:t>
+      </w:r>
+    </w:p>
+    <w:p>
+      <w:pPr>
+        <w:spacing w:after="40"/>
+      </w:pPr>
+      <w:r>
+        <w:rPr>
+          <w:b/>
+          <w:color w:val="1F2D55"/>
+          <w:sz w:val="20"/>
+        </w:rPr>
+        <w:t xml:space="preserve">Approved by:  </w:t>
+      </w:r>
+      <w:r>
+        <w:rPr>
+          <w:sz w:val="20"/>
+        </w:rPr>
+        <w:t>Zava Conglomerate Board, resolution 2026-R-018</w:t>
+      </w:r>
+    </w:p>
+    <w:p>
+      <w:pPr>
+        <w:spacing w:after="40"/>
+      </w:pPr>
+      <w:r>
+        <w:rPr>
+          <w:b/>
+          <w:color w:val="1F2D55"/>
+          <w:sz w:val="20"/>
+        </w:rPr>
+        <w:t xml:space="preserve">Source file:  </w:t>
+      </w:r>
+      <w:r>
+        <w:rPr>
+          <w:sz w:val="20"/>
+        </w:rPr>
+        <w:t>Credit_Policy_Reset_Briefing.docx</w:t>
+      </w:r>
+    </w:p>
+    <w:p>
+      <w:pPr>
+        <w:spacing w:after="40"/>
+      </w:pPr>
+      <w:r>
+        <w:rPr>
+          <w:b/>
+          <w:color w:val="1F2D55"/>
+          <w:sz w:val="20"/>
+        </w:rPr>
+        <w:t xml:space="preserve">Distribution:  </w:t>
+      </w:r>
+      <w:r>
+        <w:rPr>
+          <w:sz w:val="20"/>
+        </w:rPr>
+        <w:t>All employees · contractors · third-party agents</w:t>
+      </w:r>
+    </w:p>
+    <w:p>
+      <w:pPr>
+        <w:spacing w:before="240" w:after="80"/>
+      </w:pPr>
+      <w:r>
+        <w:rPr>
+          <w:b/>
+          <w:color w:val="1F2D55"/>
+          <w:sz w:val="26"/>
+        </w:rPr>
+        <w:t>1. Purpose</w:t>
+      </w:r>
+    </w:p>
+    <w:p>
+      <w:pPr>
+        <w:spacing w:after="80"/>
+      </w:pPr>
+      <w:r>
+        <w:rPr>
+          <w:i w:val="0"/>
+          <w:sz w:val="20"/>
+        </w:rPr>
+        <w:t>This Credit Policy Reset Briefing sets out the principles, mandatory requirements, roles and responsibilities that govern related activities across all entities of Zava Conglomerate (the “Group”). It is binding on every employee, secondee, contractor and third-party agent acting on behalf of any Group entity, regardless of jurisdiction.</w:t>
+      </w:r>
+    </w:p>
+    <w:p>
+      <w:pPr>
+        <w:spacing w:after="80"/>
+      </w:pPr>
+      <w:r>
+        <w:rPr>
+          <w:i w:val="0"/>
+          <w:sz w:val="20"/>
+        </w:rPr>
+        <w:t>Compliance with this policy is mandatory and forms part of the terms of employment / engagement. Breaches will be investigated and may result in disciplinary action up to and including termination, and where applicable, referral to law-enforcement authorities.</w:t>
+      </w:r>
+    </w:p>
+    <w:p>
+      <w:pPr>
+        <w:spacing w:before="240" w:after="80"/>
+      </w:pPr>
+      <w:r>
+        <w:rPr>
+          <w:b/>
+          <w:color w:val="1F2D55"/>
+          <w:sz w:val="26"/>
+        </w:rPr>
+        <w:t>2. Scope and applicability</w:t>
+      </w:r>
+    </w:p>
+    <w:p>
+      <w:pPr>
+        <w:spacing w:after="80"/>
+      </w:pPr>
+      <w:r>
+        <w:rPr>
+          <w:i w:val="0"/>
+          <w:sz w:val="20"/>
+        </w:rPr>
+        <w:t>This policy applies to all wholly-owned subsidiaries, joint ventures where the Group exercises management control, and any associated entity that adopts Group Policies under its shareholder agreement. Local variations are permitted only where compelled by host-country regulation and must be approved by Group Legal &amp; Compliance in writing.</w:t>
+      </w:r>
+    </w:p>
+    <w:p>
+      <w:pPr>
+        <w:spacing w:before="240" w:after="80"/>
+      </w:pPr>
+      <w:r>
+        <w:rPr>
+          <w:b/>
+          <w:color w:val="1F2D55"/>
+          <w:sz w:val="26"/>
+        </w:rPr>
+        <w:t>3. Definitions</w:t>
+      </w:r>
+    </w:p>
+    <w:tbl>
+      <w:tblPr>
+        <w:tblStyle w:val="LightGrid-Accent1"/>
+        <w:tblW w:type="auto" w:w="0"/>
+        <w:tblLook w:firstColumn="1" w:firstRow="1" w:lastColumn="0" w:lastRow="0" w:noHBand="0" w:noVBand="1" w:val="04A0"/>
+      </w:tblPr>
+      <w:tblGrid>
+        <w:gridCol w:w="4320"/>
+        <w:gridCol w:w="4320"/>
+      </w:tblGrid>
+      <w:tr>
+        <w:tc>
+          <w:tcPr>
+            <w:tcW w:type="dxa" w:w="4320"/>
+            <w:shd w:val="clear" w:color="auto" w:fill="1F2D55"/>
+          </w:tcPr>
+          <w:p>
+            <w:r>
+              <w:rPr>
+                <w:b/>
+                <w:color w:val="FFFFFF"/>
+                <w:sz w:val="18"/>
+              </w:rPr>
+              <w:t>Term</w:t>
+            </w:r>
+          </w:p>
+        </w:tc>
+        <w:tc>
+          <w:tcPr>
+            <w:tcW w:type="dxa" w:w="4320"/>
+            <w:shd w:val="clear" w:color="auto" w:fill="1F2D55"/>
+          </w:tcPr>
+          <w:p>
+            <w:r>
+              <w:rPr>
+                <w:b/>
+                <w:color w:val="FFFFFF"/>
+                <w:sz w:val="18"/>
+              </w:rPr>
+              <w:t>Definition</w:t>
+            </w:r>
+          </w:p>
+        </w:tc>
+      </w:tr>
+      <w:tr>
+        <w:tc>
+          <w:tcPr>
+            <w:tcW w:type="dxa" w:w="4320"/>
+          </w:tcPr>
+          <w:p>
+            <w:r>
+              <w:rPr>
+                <w:sz w:val="18"/>
+              </w:rPr>
+              <w:t>Group</w:t>
+            </w:r>
+          </w:p>
+        </w:tc>
+        <w:tc>
+          <w:tcPr>
+            <w:tcW w:type="dxa" w:w="4320"/>
+          </w:tcPr>
+          <w:p>
+            <w:r>
+              <w:rPr>
+                <w:sz w:val="18"/>
+              </w:rPr>
+              <w:t>Zava Conglomerate and all subsidiaries it controls (&gt;50% voting or management control).</w:t>
+            </w:r>
+          </w:p>
+        </w:tc>
+      </w:tr>
+      <w:tr>
+        <w:tc>
+          <w:tcPr>
+            <w:tcW w:type="dxa" w:w="4320"/>
+          </w:tcPr>
+          <w:p>
+            <w:r>
+              <w:rPr>
+                <w:sz w:val="18"/>
+              </w:rPr>
+              <w:t>Senior Officer</w:t>
+            </w:r>
+          </w:p>
+        </w:tc>
+        <w:tc>
+          <w:tcPr>
+            <w:tcW w:type="dxa" w:w="4320"/>
+          </w:tcPr>
+          <w:p>
+            <w:r>
+              <w:rPr>
+                <w:sz w:val="18"/>
+              </w:rPr>
+              <w:t>Any employee at grade 14 and above, plus any officer named in the Group authority matrix.</w:t>
+            </w:r>
+          </w:p>
+        </w:tc>
+      </w:tr>
+      <w:tr>
+        <w:tc>
+          <w:tcPr>
+            <w:tcW w:type="dxa" w:w="4320"/>
+          </w:tcPr>
+          <w:p>
+            <w:r>
+              <w:rPr>
+                <w:sz w:val="18"/>
+              </w:rPr>
+              <w:t>Material</w:t>
+            </w:r>
+          </w:p>
+        </w:tc>
+        <w:tc>
+          <w:tcPr>
+            <w:tcW w:type="dxa" w:w="4320"/>
+          </w:tcPr>
+          <w:p>
+            <w:r>
+              <w:rPr>
+                <w:sz w:val="18"/>
+              </w:rPr>
+              <w:t>An act, transaction or omission that, individually or in aggregate, exceeds 0.5% of Group annual revenue or could attract regulatory censure.</w:t>
+            </w:r>
+          </w:p>
+        </w:tc>
+      </w:tr>
+      <w:tr>
+        <w:tc>
+          <w:tcPr>
+            <w:tcW w:type="dxa" w:w="4320"/>
+          </w:tcPr>
+          <w:p>
+            <w:r>
+              <w:rPr>
+                <w:sz w:val="18"/>
+              </w:rPr>
+              <w:t>Third Party</w:t>
+            </w:r>
+          </w:p>
+        </w:tc>
+        <w:tc>
+          <w:tcPr>
+            <w:tcW w:type="dxa" w:w="4320"/>
+          </w:tcPr>
+          <w:p>
+            <w:r>
+              <w:rPr>
+                <w:sz w:val="18"/>
+              </w:rPr>
+              <w:t>Any external entity engaged to act on behalf of the Group, including suppliers, agents, distributors, joint-venture partners and intermediaries.</w:t>
+            </w:r>
+          </w:p>
+        </w:tc>
+      </w:tr>
+      <w:tr>
+        <w:tc>
+          <w:tcPr>
+            <w:tcW w:type="dxa" w:w="4320"/>
+          </w:tcPr>
+          <w:p>
+            <w:r>
+              <w:rPr>
+                <w:sz w:val="18"/>
+              </w:rPr>
+              <w:t>Reportable Event</w:t>
+            </w:r>
+          </w:p>
+        </w:tc>
+        <w:tc>
+          <w:tcPr>
+            <w:tcW w:type="dxa" w:w="4320"/>
+          </w:tcPr>
+          <w:p>
+            <w:r>
+              <w:rPr>
+                <w:sz w:val="18"/>
+              </w:rPr>
+              <w:t>Any incident, allegation or near-miss that meets the thresholds in §6 of this policy.</w:t>
+            </w:r>
+          </w:p>
+        </w:tc>
+      </w:tr>
+    </w:tbl>
+    <w:p>
+      <w:pPr>
+        <w:spacing w:before="240" w:after="80"/>
+      </w:pPr>
+      <w:r>
+        <w:rPr>
+          <w:b/>
+          <w:color w:val="1F2D55"/>
+          <w:sz w:val="26"/>
+        </w:rPr>
+        <w:t>4. Principles</w:t>
       </w:r>
     </w:p>
     <w:p>
       <w:pPr>
         <w:pStyle w:val="ListBullet"/>
+        <w:spacing w:after="40"/>
       </w:pPr>
       <w:r>
-        <w:t>Context — what the document is about</w:t>
+        <w:rPr>
+          <w:sz w:val="20"/>
+        </w:rPr>
+        <w:t>1. Act with integrity and honesty in all business dealings, internal and external.</w:t>
       </w:r>
     </w:p>
     <w:p>
       <w:pPr>
         <w:pStyle w:val="ListBullet"/>
+        <w:spacing w:after="40"/>
       </w:pPr>
       <w:r>
-        <w:t>Inputs — data sources, decisions to be informed</w:t>
+        <w:rPr>
+          <w:sz w:val="20"/>
+        </w:rPr>
+        <w:t>2. Comply with the letter and the spirit of all applicable laws, regulations and Group policies.</w:t>
       </w:r>
     </w:p>
     <w:p>
       <w:pPr>
         <w:pStyle w:val="ListBullet"/>
+        <w:spacing w:after="40"/>
       </w:pPr>
       <w:r>
-        <w:t>Headline — the one-paragraph takeaway</w:t>
+        <w:rPr>
+          <w:sz w:val="20"/>
+        </w:rPr>
+        <w:t>3. Maintain accurate books, records and disclosures; do not falsify, destroy or conceal documentation.</w:t>
       </w:r>
     </w:p>
     <w:p>
       <w:pPr>
         <w:pStyle w:val="ListBullet"/>
+        <w:spacing w:after="40"/>
       </w:pPr>
       <w:r>
-        <w:t>Recommendations — next actions</w:t>
+        <w:rPr>
+          <w:sz w:val="20"/>
+        </w:rPr>
+        <w:t>4. Avoid conflicts of interest and disclose any actual, potential or perceived conflict to your line manager and Group Legal.</w:t>
       </w:r>
     </w:p>
     <w:p>
       <w:pPr>
         <w:pStyle w:val="ListBullet"/>
+        <w:spacing w:after="40"/>
       </w:pPr>
       <w:r>
-        <w:t>Appendix — supporting tables, citations</w:t>
+        <w:rPr>
+          <w:sz w:val="20"/>
+        </w:rPr>
+        <w:t>5. Protect Group assets — including data, brand, intellectual property, cash and inventory — from loss, misuse or unauthorised access.</w:t>
+      </w:r>
+    </w:p>
+    <w:p>
+      <w:pPr>
+        <w:pStyle w:val="ListBullet"/>
+        <w:spacing w:after="40"/>
+      </w:pPr>
+      <w:r>
+        <w:rPr>
+          <w:sz w:val="20"/>
+        </w:rPr>
+        <w:t>6. Treat colleagues, customers, suppliers and communities with respect; foster a safe and inclusive working environment.</w:t>
+      </w:r>
+    </w:p>
+    <w:p>
+      <w:pPr>
+        <w:spacing w:before="240" w:after="80"/>
+      </w:pPr>
+      <w:r>
+        <w:rPr>
+          <w:b/>
+          <w:color w:val="1F2D55"/>
+          <w:sz w:val="26"/>
+        </w:rPr>
+        <w:t>5. Mandatory requirements</w:t>
+      </w:r>
+    </w:p>
+    <w:p>
+      <w:pPr>
+        <w:spacing w:after="80"/>
+      </w:pPr>
+      <w:r>
+        <w:rPr>
+          <w:i w:val="0"/>
+          <w:sz w:val="20"/>
+        </w:rPr>
+        <w:t>Each in-scope process must implement controls covering (i) authorisation, (ii) recording, (iii) review and (iv) reporting. The Group Authority Matrix (GAM v4.1) lists the approval thresholds; matters above any threshold must follow the escalation routing in §6.</w:t>
+      </w:r>
+    </w:p>
+    <w:tbl>
+      <w:tblPr>
+        <w:tblStyle w:val="LightGrid-Accent1"/>
+        <w:tblW w:type="auto" w:w="0"/>
+        <w:tblLook w:firstColumn="1" w:firstRow="1" w:lastColumn="0" w:lastRow="0" w:noHBand="0" w:noVBand="1" w:val="04A0"/>
+      </w:tblPr>
+      <w:tblGrid>
+        <w:gridCol w:w="2160"/>
+        <w:gridCol w:w="2160"/>
+        <w:gridCol w:w="2160"/>
+        <w:gridCol w:w="2160"/>
+      </w:tblGrid>
+      <w:tr>
+        <w:tc>
+          <w:tcPr>
+            <w:tcW w:type="dxa" w:w="2160"/>
+            <w:shd w:val="clear" w:color="auto" w:fill="1F2D55"/>
+          </w:tcPr>
+          <w:p>
+            <w:r>
+              <w:rPr>
+                <w:b/>
+                <w:color w:val="FFFFFF"/>
+                <w:sz w:val="18"/>
+              </w:rPr>
+              <w:t>Activity area</w:t>
+            </w:r>
+          </w:p>
+        </w:tc>
+        <w:tc>
+          <w:tcPr>
+            <w:tcW w:type="dxa" w:w="2160"/>
+            <w:shd w:val="clear" w:color="auto" w:fill="1F2D55"/>
+          </w:tcPr>
+          <w:p>
+            <w:r>
+              <w:rPr>
+                <w:b/>
+                <w:color w:val="FFFFFF"/>
+                <w:sz w:val="18"/>
+              </w:rPr>
+              <w:t>Mandatory control</w:t>
+            </w:r>
+          </w:p>
+        </w:tc>
+        <w:tc>
+          <w:tcPr>
+            <w:tcW w:type="dxa" w:w="2160"/>
+            <w:shd w:val="clear" w:color="auto" w:fill="1F2D55"/>
+          </w:tcPr>
+          <w:p>
+            <w:r>
+              <w:rPr>
+                <w:b/>
+                <w:color w:val="FFFFFF"/>
+                <w:sz w:val="18"/>
+              </w:rPr>
+              <w:t>Frequency</w:t>
+            </w:r>
+          </w:p>
+        </w:tc>
+        <w:tc>
+          <w:tcPr>
+            <w:tcW w:type="dxa" w:w="2160"/>
+            <w:shd w:val="clear" w:color="auto" w:fill="1F2D55"/>
+          </w:tcPr>
+          <w:p>
+            <w:r>
+              <w:rPr>
+                <w:b/>
+                <w:color w:val="FFFFFF"/>
+                <w:sz w:val="18"/>
+              </w:rPr>
+              <w:t>Evidence</w:t>
+            </w:r>
+          </w:p>
+        </w:tc>
+      </w:tr>
+      <w:tr>
+        <w:tc>
+          <w:tcPr>
+            <w:tcW w:type="dxa" w:w="2160"/>
+          </w:tcPr>
+          <w:p>
+            <w:r>
+              <w:rPr>
+                <w:sz w:val="18"/>
+              </w:rPr>
+              <w:t>Commitments above MYR 250k</w:t>
+            </w:r>
+          </w:p>
+        </w:tc>
+        <w:tc>
+          <w:tcPr>
+            <w:tcW w:type="dxa" w:w="2160"/>
+          </w:tcPr>
+          <w:p>
+            <w:r>
+              <w:rPr>
+                <w:sz w:val="18"/>
+              </w:rPr>
+              <w:t>Two named approvers per GAM</w:t>
+            </w:r>
+          </w:p>
+        </w:tc>
+        <w:tc>
+          <w:tcPr>
+            <w:tcW w:type="dxa" w:w="2160"/>
+          </w:tcPr>
+          <w:p>
+            <w:r>
+              <w:rPr>
+                <w:sz w:val="18"/>
+              </w:rPr>
+              <w:t>Per transaction</w:t>
+            </w:r>
+          </w:p>
+        </w:tc>
+        <w:tc>
+          <w:tcPr>
+            <w:tcW w:type="dxa" w:w="2160"/>
+          </w:tcPr>
+          <w:p>
+            <w:r>
+              <w:rPr>
+                <w:sz w:val="18"/>
+              </w:rPr>
+              <w:t>Workflow audit trail in S/4HANA</w:t>
+            </w:r>
+          </w:p>
+        </w:tc>
+      </w:tr>
+      <w:tr>
+        <w:tc>
+          <w:tcPr>
+            <w:tcW w:type="dxa" w:w="2160"/>
+          </w:tcPr>
+          <w:p>
+            <w:r>
+              <w:rPr>
+                <w:sz w:val="18"/>
+              </w:rPr>
+              <w:t>Vendor onboarding</w:t>
+            </w:r>
+          </w:p>
+        </w:tc>
+        <w:tc>
+          <w:tcPr>
+            <w:tcW w:type="dxa" w:w="2160"/>
+          </w:tcPr>
+          <w:p>
+            <w:r>
+              <w:rPr>
+                <w:sz w:val="18"/>
+              </w:rPr>
+              <w:t>Sanctions screen + UBO check + COI declaration</w:t>
+            </w:r>
+          </w:p>
+        </w:tc>
+        <w:tc>
+          <w:tcPr>
+            <w:tcW w:type="dxa" w:w="2160"/>
+          </w:tcPr>
+          <w:p>
+            <w:r>
+              <w:rPr>
+                <w:sz w:val="18"/>
+              </w:rPr>
+              <w:t>Pre-onboarding</w:t>
+            </w:r>
+          </w:p>
+        </w:tc>
+        <w:tc>
+          <w:tcPr>
+            <w:tcW w:type="dxa" w:w="2160"/>
+          </w:tcPr>
+          <w:p>
+            <w:r>
+              <w:rPr>
+                <w:sz w:val="18"/>
+              </w:rPr>
+              <w:t>Vendor master record + screening log</w:t>
+            </w:r>
+          </w:p>
+        </w:tc>
+      </w:tr>
+      <w:tr>
+        <w:tc>
+          <w:tcPr>
+            <w:tcW w:type="dxa" w:w="2160"/>
+          </w:tcPr>
+          <w:p>
+            <w:r>
+              <w:rPr>
+                <w:sz w:val="18"/>
+              </w:rPr>
+              <w:t>Statutory filings</w:t>
+            </w:r>
+          </w:p>
+        </w:tc>
+        <w:tc>
+          <w:tcPr>
+            <w:tcW w:type="dxa" w:w="2160"/>
+          </w:tcPr>
+          <w:p>
+            <w:r>
+              <w:rPr>
+                <w:sz w:val="18"/>
+              </w:rPr>
+              <w:t>Filed within deadline; pre-submission review by Group Tax</w:t>
+            </w:r>
+          </w:p>
+        </w:tc>
+        <w:tc>
+          <w:tcPr>
+            <w:tcW w:type="dxa" w:w="2160"/>
+          </w:tcPr>
+          <w:p>
+            <w:r>
+              <w:rPr>
+                <w:sz w:val="18"/>
+              </w:rPr>
+              <w:t>Per filing</w:t>
+            </w:r>
+          </w:p>
+        </w:tc>
+        <w:tc>
+          <w:tcPr>
+            <w:tcW w:type="dxa" w:w="2160"/>
+          </w:tcPr>
+          <w:p>
+            <w:r>
+              <w:rPr>
+                <w:sz w:val="18"/>
+              </w:rPr>
+              <w:t>Acknowledgment receipt + tax calendar</w:t>
+            </w:r>
+          </w:p>
+        </w:tc>
+      </w:tr>
+      <w:tr>
+        <w:tc>
+          <w:tcPr>
+            <w:tcW w:type="dxa" w:w="2160"/>
+          </w:tcPr>
+          <w:p>
+            <w:r>
+              <w:rPr>
+                <w:sz w:val="18"/>
+              </w:rPr>
+              <w:t>Cash disbursements</w:t>
+            </w:r>
+          </w:p>
+        </w:tc>
+        <w:tc>
+          <w:tcPr>
+            <w:tcW w:type="dxa" w:w="2160"/>
+          </w:tcPr>
+          <w:p>
+            <w:r>
+              <w:rPr>
+                <w:sz w:val="18"/>
+              </w:rPr>
+              <w:t>Three-way match; segregation of duties enforced</w:t>
+            </w:r>
+          </w:p>
+        </w:tc>
+        <w:tc>
+          <w:tcPr>
+            <w:tcW w:type="dxa" w:w="2160"/>
+          </w:tcPr>
+          <w:p>
+            <w:r>
+              <w:rPr>
+                <w:sz w:val="18"/>
+              </w:rPr>
+              <w:t>Per transaction</w:t>
+            </w:r>
+          </w:p>
+        </w:tc>
+        <w:tc>
+          <w:tcPr>
+            <w:tcW w:type="dxa" w:w="2160"/>
+          </w:tcPr>
+          <w:p>
+            <w:r>
+              <w:rPr>
+                <w:sz w:val="18"/>
+              </w:rPr>
+              <w:t>S/4HANA logs + monthly reconciliation</w:t>
+            </w:r>
+          </w:p>
+        </w:tc>
+      </w:tr>
+      <w:tr>
+        <w:tc>
+          <w:tcPr>
+            <w:tcW w:type="dxa" w:w="2160"/>
+          </w:tcPr>
+          <w:p>
+            <w:r>
+              <w:rPr>
+                <w:sz w:val="18"/>
+              </w:rPr>
+              <w:t>Customer onboarding</w:t>
+            </w:r>
+          </w:p>
+        </w:tc>
+        <w:tc>
+          <w:tcPr>
+            <w:tcW w:type="dxa" w:w="2160"/>
+          </w:tcPr>
+          <w:p>
+            <w:r>
+              <w:rPr>
+                <w:sz w:val="18"/>
+              </w:rPr>
+              <w:t>KYC/CDD; PEP screen; risk rating</w:t>
+            </w:r>
+          </w:p>
+        </w:tc>
+        <w:tc>
+          <w:tcPr>
+            <w:tcW w:type="dxa" w:w="2160"/>
+          </w:tcPr>
+          <w:p>
+            <w:r>
+              <w:rPr>
+                <w:sz w:val="18"/>
+              </w:rPr>
+              <w:t>Pre-onboarding</w:t>
+            </w:r>
+          </w:p>
+        </w:tc>
+        <w:tc>
+          <w:tcPr>
+            <w:tcW w:type="dxa" w:w="2160"/>
+          </w:tcPr>
+          <w:p>
+            <w:r>
+              <w:rPr>
+                <w:sz w:val="18"/>
+              </w:rPr>
+              <w:t>KYC dossier + risk rating record</w:t>
+            </w:r>
+          </w:p>
+        </w:tc>
+      </w:tr>
+      <w:tr>
+        <w:tc>
+          <w:tcPr>
+            <w:tcW w:type="dxa" w:w="2160"/>
+          </w:tcPr>
+          <w:p>
+            <w:r>
+              <w:rPr>
+                <w:sz w:val="18"/>
+              </w:rPr>
+              <w:t>Material contracts</w:t>
+            </w:r>
+          </w:p>
+        </w:tc>
+        <w:tc>
+          <w:tcPr>
+            <w:tcW w:type="dxa" w:w="2160"/>
+          </w:tcPr>
+          <w:p>
+            <w:r>
+              <w:rPr>
+                <w:sz w:val="18"/>
+              </w:rPr>
+              <w:t>Group Legal review; sanctioned-counterparty check</w:t>
+            </w:r>
+          </w:p>
+        </w:tc>
+        <w:tc>
+          <w:tcPr>
+            <w:tcW w:type="dxa" w:w="2160"/>
+          </w:tcPr>
+          <w:p>
+            <w:r>
+              <w:rPr>
+                <w:sz w:val="18"/>
+              </w:rPr>
+              <w:t>Pre-execution</w:t>
+            </w:r>
+          </w:p>
+        </w:tc>
+        <w:tc>
+          <w:tcPr>
+            <w:tcW w:type="dxa" w:w="2160"/>
+          </w:tcPr>
+          <w:p>
+            <w:r>
+              <w:rPr>
+                <w:sz w:val="18"/>
+              </w:rPr>
+              <w:t>Contract register + sign-off email</w:t>
+            </w:r>
+          </w:p>
+        </w:tc>
+      </w:tr>
+    </w:tbl>
+    <w:p>
+      <w:pPr>
+        <w:spacing w:before="240" w:after="80"/>
+      </w:pPr>
+      <w:r>
+        <w:rPr>
+          <w:b/>
+          <w:color w:val="1F2D55"/>
+          <w:sz w:val="26"/>
+        </w:rPr>
+        <w:t>6. Reporting, escalation and whistleblowing</w:t>
+      </w:r>
+    </w:p>
+    <w:p>
+      <w:pPr>
+        <w:spacing w:after="80"/>
+      </w:pPr>
+      <w:r>
+        <w:rPr>
+          <w:i w:val="0"/>
+          <w:sz w:val="20"/>
+        </w:rPr>
+        <w:t>Any Reportable Event must be raised within 24 hours via (a) the line manager, (b) the Group Whistleblowing Hotline (anonymous, run by an independent provider) or (c) directly to the Chair of the Audit Committee. Retaliation against anyone making a good-faith report is itself a disciplinary offence.</w:t>
+      </w:r>
+    </w:p>
+    <w:p>
+      <w:pPr>
+        <w:pStyle w:val="ListBullet"/>
+        <w:spacing w:after="40"/>
+      </w:pPr>
+      <w:r>
+        <w:rPr>
+          <w:sz w:val="20"/>
+        </w:rPr>
+        <w:t>Whistleblowing hotline (24/7): +60 3-XXXX-9911 / whistleblowing@zava-group.com (encrypted)</w:t>
+      </w:r>
+    </w:p>
+    <w:p>
+      <w:pPr>
+        <w:pStyle w:val="ListBullet"/>
+        <w:spacing w:after="40"/>
+      </w:pPr>
+      <w:r>
+        <w:rPr>
+          <w:sz w:val="20"/>
+        </w:rPr>
+        <w:t>Independent provider: Centralia Ethics Line (case management)</w:t>
+      </w:r>
+    </w:p>
+    <w:p>
+      <w:pPr>
+        <w:pStyle w:val="ListBullet"/>
+        <w:spacing w:after="40"/>
+      </w:pPr>
+      <w:r>
+        <w:rPr>
+          <w:sz w:val="20"/>
+        </w:rPr>
+        <w:t>Audit Committee Chair (escalation): board-secretariat@zava-group.com</w:t>
+      </w:r>
+    </w:p>
+    <w:p>
+      <w:pPr>
+        <w:spacing w:before="240" w:after="80"/>
+      </w:pPr>
+      <w:r>
+        <w:rPr>
+          <w:b/>
+          <w:color w:val="1F2D55"/>
+          <w:sz w:val="26"/>
+        </w:rPr>
+        <w:t>7. Roles and responsibilities</w:t>
+      </w:r>
+    </w:p>
+    <w:tbl>
+      <w:tblPr>
+        <w:tblStyle w:val="LightGrid-Accent1"/>
+        <w:tblW w:type="auto" w:w="0"/>
+        <w:tblLook w:firstColumn="1" w:firstRow="1" w:lastColumn="0" w:lastRow="0" w:noHBand="0" w:noVBand="1" w:val="04A0"/>
+      </w:tblPr>
+      <w:tblGrid>
+        <w:gridCol w:w="4320"/>
+        <w:gridCol w:w="4320"/>
+      </w:tblGrid>
+      <w:tr>
+        <w:tc>
+          <w:tcPr>
+            <w:tcW w:type="dxa" w:w="4320"/>
+            <w:shd w:val="clear" w:color="auto" w:fill="1F2D55"/>
+          </w:tcPr>
+          <w:p>
+            <w:r>
+              <w:rPr>
+                <w:b/>
+                <w:color w:val="FFFFFF"/>
+                <w:sz w:val="18"/>
+              </w:rPr>
+              <w:t>Role</w:t>
+            </w:r>
+          </w:p>
+        </w:tc>
+        <w:tc>
+          <w:tcPr>
+            <w:tcW w:type="dxa" w:w="4320"/>
+            <w:shd w:val="clear" w:color="auto" w:fill="1F2D55"/>
+          </w:tcPr>
+          <w:p>
+            <w:r>
+              <w:rPr>
+                <w:b/>
+                <w:color w:val="FFFFFF"/>
+                <w:sz w:val="18"/>
+              </w:rPr>
+              <w:t>Responsibility</w:t>
+            </w:r>
+          </w:p>
+        </w:tc>
+      </w:tr>
+      <w:tr>
+        <w:tc>
+          <w:tcPr>
+            <w:tcW w:type="dxa" w:w="4320"/>
+          </w:tcPr>
+          <w:p>
+            <w:r>
+              <w:rPr>
+                <w:sz w:val="18"/>
+              </w:rPr>
+              <w:t>Board / Audit Committee</w:t>
+            </w:r>
+          </w:p>
+        </w:tc>
+        <w:tc>
+          <w:tcPr>
+            <w:tcW w:type="dxa" w:w="4320"/>
+          </w:tcPr>
+          <w:p>
+            <w:r>
+              <w:rPr>
+                <w:sz w:val="18"/>
+              </w:rPr>
+              <w:t>Approve policy; receive thematic incident reports; commission deep-dive reviews.</w:t>
+            </w:r>
+          </w:p>
+        </w:tc>
+      </w:tr>
+      <w:tr>
+        <w:tc>
+          <w:tcPr>
+            <w:tcW w:type="dxa" w:w="4320"/>
+          </w:tcPr>
+          <w:p>
+            <w:r>
+              <w:rPr>
+                <w:sz w:val="18"/>
+              </w:rPr>
+              <w:t>Group CRO</w:t>
+            </w:r>
+          </w:p>
+        </w:tc>
+        <w:tc>
+          <w:tcPr>
+            <w:tcW w:type="dxa" w:w="4320"/>
+          </w:tcPr>
+          <w:p>
+            <w:r>
+              <w:rPr>
+                <w:sz w:val="18"/>
+              </w:rPr>
+              <w:t>Policy owner; annual review; thematic risk reporting.</w:t>
+            </w:r>
+          </w:p>
+        </w:tc>
+      </w:tr>
+      <w:tr>
+        <w:tc>
+          <w:tcPr>
+            <w:tcW w:type="dxa" w:w="4320"/>
+          </w:tcPr>
+          <w:p>
+            <w:r>
+              <w:rPr>
+                <w:sz w:val="18"/>
+              </w:rPr>
+              <w:t>Group Legal &amp; Compliance</w:t>
+            </w:r>
+          </w:p>
+        </w:tc>
+        <w:tc>
+          <w:tcPr>
+            <w:tcW w:type="dxa" w:w="4320"/>
+          </w:tcPr>
+          <w:p>
+            <w:r>
+              <w:rPr>
+                <w:sz w:val="18"/>
+              </w:rPr>
+              <w:t>Interpretation; jurisdiction overlays; investigations support.</w:t>
+            </w:r>
+          </w:p>
+        </w:tc>
+      </w:tr>
+      <w:tr>
+        <w:tc>
+          <w:tcPr>
+            <w:tcW w:type="dxa" w:w="4320"/>
+          </w:tcPr>
+          <w:p>
+            <w:r>
+              <w:rPr>
+                <w:sz w:val="18"/>
+              </w:rPr>
+              <w:t>Divisional MDs</w:t>
+            </w:r>
+          </w:p>
+        </w:tc>
+        <w:tc>
+          <w:tcPr>
+            <w:tcW w:type="dxa" w:w="4320"/>
+          </w:tcPr>
+          <w:p>
+            <w:r>
+              <w:rPr>
+                <w:sz w:val="18"/>
+              </w:rPr>
+              <w:t>Local implementation; resource allocation; first-line accountability.</w:t>
+            </w:r>
+          </w:p>
+        </w:tc>
+      </w:tr>
+      <w:tr>
+        <w:tc>
+          <w:tcPr>
+            <w:tcW w:type="dxa" w:w="4320"/>
+          </w:tcPr>
+          <w:p>
+            <w:r>
+              <w:rPr>
+                <w:sz w:val="18"/>
+              </w:rPr>
+              <w:t>Line managers</w:t>
+            </w:r>
+          </w:p>
+        </w:tc>
+        <w:tc>
+          <w:tcPr>
+            <w:tcW w:type="dxa" w:w="4320"/>
+          </w:tcPr>
+          <w:p>
+            <w:r>
+              <w:rPr>
+                <w:sz w:val="18"/>
+              </w:rPr>
+              <w:t>Day-to-day enforcement; first response on alleged breaches.</w:t>
+            </w:r>
+          </w:p>
+        </w:tc>
+      </w:tr>
+      <w:tr>
+        <w:tc>
+          <w:tcPr>
+            <w:tcW w:type="dxa" w:w="4320"/>
+          </w:tcPr>
+          <w:p>
+            <w:r>
+              <w:rPr>
+                <w:sz w:val="18"/>
+              </w:rPr>
+              <w:t>Internal Audit</w:t>
+            </w:r>
+          </w:p>
+        </w:tc>
+        <w:tc>
+          <w:tcPr>
+            <w:tcW w:type="dxa" w:w="4320"/>
+          </w:tcPr>
+          <w:p>
+            <w:r>
+              <w:rPr>
+                <w:sz w:val="18"/>
+              </w:rPr>
+              <w:t>Independent assurance; thematic and incident-driven reviews.</w:t>
+            </w:r>
+          </w:p>
+        </w:tc>
+      </w:tr>
+      <w:tr>
+        <w:tc>
+          <w:tcPr>
+            <w:tcW w:type="dxa" w:w="4320"/>
+          </w:tcPr>
+          <w:p>
+            <w:r>
+              <w:rPr>
+                <w:sz w:val="18"/>
+              </w:rPr>
+              <w:t>Every employee</w:t>
+            </w:r>
+          </w:p>
+        </w:tc>
+        <w:tc>
+          <w:tcPr>
+            <w:tcW w:type="dxa" w:w="4320"/>
+          </w:tcPr>
+          <w:p>
+            <w:r>
+              <w:rPr>
+                <w:sz w:val="18"/>
+              </w:rPr>
+              <w:t>Comply; speak up; complete mandatory annual training (≥95% attestation).</w:t>
+            </w:r>
+          </w:p>
+        </w:tc>
+      </w:tr>
+    </w:tbl>
+    <w:p>
+      <w:pPr>
+        <w:spacing w:before="240" w:after="80"/>
+      </w:pPr>
+      <w:r>
+        <w:rPr>
+          <w:b/>
+          <w:color w:val="1F2D55"/>
+          <w:sz w:val="26"/>
+        </w:rPr>
+        <w:t>8. Training and attestation</w:t>
+      </w:r>
+    </w:p>
+    <w:p>
+      <w:pPr>
+        <w:spacing w:after="80"/>
+      </w:pPr>
+      <w:r>
+        <w:rPr>
+          <w:i w:val="0"/>
+          <w:sz w:val="20"/>
+        </w:rPr>
+        <w:t>All employees in scope complete mandatory annual e-learning, supplemented by role-specific in-person training for high-risk functions (Procurement, Finance, Treasury, Legal, M&amp;A, Sales). Annual attestation is captured in the Workday HR system; completion is reported to the Audit Committee.</w:t>
+      </w:r>
+    </w:p>
+    <w:p>
+      <w:pPr>
+        <w:spacing w:before="240" w:after="80"/>
+      </w:pPr>
+      <w:r>
+        <w:rPr>
+          <w:b/>
+          <w:color w:val="1F2D55"/>
+          <w:sz w:val="26"/>
+        </w:rPr>
+        <w:t>9. Exceptions</w:t>
+      </w:r>
+    </w:p>
+    <w:p>
+      <w:pPr>
+        <w:spacing w:after="80"/>
+      </w:pPr>
+      <w:r>
+        <w:rPr>
+          <w:i w:val="0"/>
+          <w:sz w:val="20"/>
+        </w:rPr>
+        <w:t>Exceptions to this policy require written approval by the Group CRO and, where the exception is material, by the Audit Committee. Exception requests are logged in the Policy Exceptions Register and reviewed quarterly.</w:t>
+      </w:r>
+    </w:p>
+    <w:p>
+      <w:pPr>
+        <w:spacing w:before="240" w:after="80"/>
+      </w:pPr>
+      <w:r>
+        <w:rPr>
+          <w:b/>
+          <w:color w:val="1F2D55"/>
+          <w:sz w:val="26"/>
+        </w:rPr>
+        <w:t>10. Review and revision history</w:t>
+      </w:r>
+    </w:p>
+    <w:tbl>
+      <w:tblPr>
+        <w:tblStyle w:val="LightGrid-Accent1"/>
+        <w:tblW w:type="auto" w:w="0"/>
+        <w:tblLook w:firstColumn="1" w:firstRow="1" w:lastColumn="0" w:lastRow="0" w:noHBand="0" w:noVBand="1" w:val="04A0"/>
+      </w:tblPr>
+      <w:tblGrid>
+        <w:gridCol w:w="2160"/>
+        <w:gridCol w:w="2160"/>
+        <w:gridCol w:w="2160"/>
+        <w:gridCol w:w="2160"/>
+      </w:tblGrid>
+      <w:tr>
+        <w:tc>
+          <w:tcPr>
+            <w:tcW w:type="dxa" w:w="2160"/>
+            <w:shd w:val="clear" w:color="auto" w:fill="1F2D55"/>
+          </w:tcPr>
+          <w:p>
+            <w:r>
+              <w:rPr>
+                <w:b/>
+                <w:color w:val="FFFFFF"/>
+                <w:sz w:val="18"/>
+              </w:rPr>
+              <w:t>Version</w:t>
+            </w:r>
+          </w:p>
+        </w:tc>
+        <w:tc>
+          <w:tcPr>
+            <w:tcW w:type="dxa" w:w="2160"/>
+            <w:shd w:val="clear" w:color="auto" w:fill="1F2D55"/>
+          </w:tcPr>
+          <w:p>
+            <w:r>
+              <w:rPr>
+                <w:b/>
+                <w:color w:val="FFFFFF"/>
+                <w:sz w:val="18"/>
+              </w:rPr>
+              <w:t>Date</w:t>
+            </w:r>
+          </w:p>
+        </w:tc>
+        <w:tc>
+          <w:tcPr>
+            <w:tcW w:type="dxa" w:w="2160"/>
+            <w:shd w:val="clear" w:color="auto" w:fill="1F2D55"/>
+          </w:tcPr>
+          <w:p>
+            <w:r>
+              <w:rPr>
+                <w:b/>
+                <w:color w:val="FFFFFF"/>
+                <w:sz w:val="18"/>
+              </w:rPr>
+              <w:t>Author</w:t>
+            </w:r>
+          </w:p>
+        </w:tc>
+        <w:tc>
+          <w:tcPr>
+            <w:tcW w:type="dxa" w:w="2160"/>
+            <w:shd w:val="clear" w:color="auto" w:fill="1F2D55"/>
+          </w:tcPr>
+          <w:p>
+            <w:r>
+              <w:rPr>
+                <w:b/>
+                <w:color w:val="FFFFFF"/>
+                <w:sz w:val="18"/>
+              </w:rPr>
+              <w:t>Summary of changes</w:t>
+            </w:r>
+          </w:p>
+        </w:tc>
+      </w:tr>
+      <w:tr>
+        <w:tc>
+          <w:tcPr>
+            <w:tcW w:type="dxa" w:w="2160"/>
+          </w:tcPr>
+          <w:p>
+            <w:r>
+              <w:rPr>
+                <w:sz w:val="18"/>
+              </w:rPr>
+              <w:t>1.0</w:t>
+            </w:r>
+          </w:p>
+        </w:tc>
+        <w:tc>
+          <w:tcPr>
+            <w:tcW w:type="dxa" w:w="2160"/>
+          </w:tcPr>
+          <w:p>
+            <w:r>
+              <w:rPr>
+                <w:sz w:val="18"/>
+              </w:rPr>
+              <w:t>Mar 2022</w:t>
+            </w:r>
+          </w:p>
+        </w:tc>
+        <w:tc>
+          <w:tcPr>
+            <w:tcW w:type="dxa" w:w="2160"/>
+          </w:tcPr>
+          <w:p>
+            <w:r>
+              <w:rPr>
+                <w:sz w:val="18"/>
+              </w:rPr>
+              <w:t>Group CRO</w:t>
+            </w:r>
+          </w:p>
+        </w:tc>
+        <w:tc>
+          <w:tcPr>
+            <w:tcW w:type="dxa" w:w="2160"/>
+          </w:tcPr>
+          <w:p>
+            <w:r>
+              <w:rPr>
+                <w:sz w:val="18"/>
+              </w:rPr>
+              <w:t>First issue.</w:t>
+            </w:r>
+          </w:p>
+        </w:tc>
+      </w:tr>
+      <w:tr>
+        <w:tc>
+          <w:tcPr>
+            <w:tcW w:type="dxa" w:w="2160"/>
+          </w:tcPr>
+          <w:p>
+            <w:r>
+              <w:rPr>
+                <w:sz w:val="18"/>
+              </w:rPr>
+              <w:t>2.0</w:t>
+            </w:r>
+          </w:p>
+        </w:tc>
+        <w:tc>
+          <w:tcPr>
+            <w:tcW w:type="dxa" w:w="2160"/>
+          </w:tcPr>
+          <w:p>
+            <w:r>
+              <w:rPr>
+                <w:sz w:val="18"/>
+              </w:rPr>
+              <w:t>Apr 2024</w:t>
+            </w:r>
+          </w:p>
+        </w:tc>
+        <w:tc>
+          <w:tcPr>
+            <w:tcW w:type="dxa" w:w="2160"/>
+          </w:tcPr>
+          <w:p>
+            <w:r>
+              <w:rPr>
+                <w:sz w:val="18"/>
+              </w:rPr>
+              <w:t>Group CRO</w:t>
+            </w:r>
+          </w:p>
+        </w:tc>
+        <w:tc>
+          <w:tcPr>
+            <w:tcW w:type="dxa" w:w="2160"/>
+          </w:tcPr>
+          <w:p>
+            <w:r>
+              <w:rPr>
+                <w:sz w:val="18"/>
+              </w:rPr>
+              <w:t>Aligned with BNM/OJK guidance; refreshed authority matrix.</w:t>
+            </w:r>
+          </w:p>
+        </w:tc>
+      </w:tr>
+      <w:tr>
+        <w:tc>
+          <w:tcPr>
+            <w:tcW w:type="dxa" w:w="2160"/>
+          </w:tcPr>
+          <w:p>
+            <w:r>
+              <w:rPr>
+                <w:sz w:val="18"/>
+              </w:rPr>
+              <w:t>3.0</w:t>
+            </w:r>
+          </w:p>
+        </w:tc>
+        <w:tc>
+          <w:tcPr>
+            <w:tcW w:type="dxa" w:w="2160"/>
+          </w:tcPr>
+          <w:p>
+            <w:r>
+              <w:rPr>
+                <w:sz w:val="18"/>
+              </w:rPr>
+              <w:t>Feb 2026</w:t>
+            </w:r>
+          </w:p>
+        </w:tc>
+        <w:tc>
+          <w:tcPr>
+            <w:tcW w:type="dxa" w:w="2160"/>
+          </w:tcPr>
+          <w:p>
+            <w:r>
+              <w:rPr>
+                <w:sz w:val="18"/>
+              </w:rPr>
+              <w:t>Group CRO</w:t>
+            </w:r>
+          </w:p>
+        </w:tc>
+        <w:tc>
+          <w:tcPr>
+            <w:tcW w:type="dxa" w:w="2160"/>
+          </w:tcPr>
+          <w:p>
+            <w:r>
+              <w:rPr>
+                <w:sz w:val="18"/>
+              </w:rPr>
+              <w:t>ESG, data-privacy and AI-tool clauses introduced.</w:t>
+            </w:r>
+          </w:p>
+        </w:tc>
+      </w:tr>
+      <w:tr>
+        <w:tc>
+          <w:tcPr>
+            <w:tcW w:type="dxa" w:w="2160"/>
+          </w:tcPr>
+          <w:p>
+            <w:r>
+              <w:rPr>
+                <w:sz w:val="18"/>
+              </w:rPr>
+              <w:t>3.1</w:t>
+            </w:r>
+          </w:p>
+        </w:tc>
+        <w:tc>
+          <w:tcPr>
+            <w:tcW w:type="dxa" w:w="2160"/>
+          </w:tcPr>
+          <w:p>
+            <w:r>
+              <w:rPr>
+                <w:sz w:val="18"/>
+              </w:rPr>
+              <w:t>Apr 2026</w:t>
+            </w:r>
+          </w:p>
+        </w:tc>
+        <w:tc>
+          <w:tcPr>
+            <w:tcW w:type="dxa" w:w="2160"/>
+          </w:tcPr>
+          <w:p>
+            <w:r>
+              <w:rPr>
+                <w:sz w:val="18"/>
+              </w:rPr>
+              <w:t>Group Legal</w:t>
+            </w:r>
+          </w:p>
+        </w:tc>
+        <w:tc>
+          <w:tcPr>
+            <w:tcW w:type="dxa" w:w="2160"/>
+          </w:tcPr>
+          <w:p>
+            <w:r>
+              <w:rPr>
+                <w:sz w:val="18"/>
+              </w:rPr>
+              <w:t>Editorial; jurisdiction overlays for ID, MY, SG.</w:t>
+            </w:r>
+          </w:p>
+        </w:tc>
+      </w:tr>
+      <w:tr>
+        <w:tc>
+          <w:tcPr>
+            <w:tcW w:type="dxa" w:w="2160"/>
+          </w:tcPr>
+          <w:p>
+            <w:r>
+              <w:rPr>
+                <w:sz w:val="18"/>
+              </w:rPr>
+              <w:t>3.2</w:t>
+            </w:r>
+          </w:p>
+        </w:tc>
+        <w:tc>
+          <w:tcPr>
+            <w:tcW w:type="dxa" w:w="2160"/>
+          </w:tcPr>
+          <w:p>
+            <w:r>
+              <w:rPr>
+                <w:sz w:val="18"/>
+              </w:rPr>
+              <w:t>May 2026</w:t>
+            </w:r>
+          </w:p>
+        </w:tc>
+        <w:tc>
+          <w:tcPr>
+            <w:tcW w:type="dxa" w:w="2160"/>
+          </w:tcPr>
+          <w:p>
+            <w:r>
+              <w:rPr>
+                <w:sz w:val="18"/>
+              </w:rPr>
+              <w:t>Group CRO</w:t>
+            </w:r>
+          </w:p>
+        </w:tc>
+        <w:tc>
+          <w:tcPr>
+            <w:tcW w:type="dxa" w:w="2160"/>
+          </w:tcPr>
+          <w:p>
+            <w:r>
+              <w:rPr>
+                <w:sz w:val="18"/>
+              </w:rPr>
+              <w:t>Whistleblowing channel updated; training matrix refreshed.</w:t>
+            </w:r>
+          </w:p>
+        </w:tc>
+      </w:tr>
+    </w:tbl>
+    <w:p>
+      <w:pPr>
+        <w:spacing w:before="240" w:after="80"/>
+      </w:pPr>
+      <w:r>
+        <w:rPr>
+          <w:b/>
+          <w:color w:val="1F2D55"/>
+          <w:sz w:val="26"/>
+        </w:rPr>
+        <w:t>Appendix A — Group Authority Matrix (extract)</w:t>
+      </w:r>
+    </w:p>
+    <w:tbl>
+      <w:tblPr>
+        <w:tblStyle w:val="LightGrid-Accent1"/>
+        <w:tblW w:type="auto" w:w="0"/>
+        <w:tblLook w:firstColumn="1" w:firstRow="1" w:lastColumn="0" w:lastRow="0" w:noHBand="0" w:noVBand="1" w:val="04A0"/>
+      </w:tblPr>
+      <w:tblGrid>
+        <w:gridCol w:w="2880"/>
+        <w:gridCol w:w="2880"/>
+        <w:gridCol w:w="2880"/>
+      </w:tblGrid>
+      <w:tr>
+        <w:tc>
+          <w:tcPr>
+            <w:tcW w:type="dxa" w:w="2880"/>
+            <w:shd w:val="clear" w:color="auto" w:fill="1F2D55"/>
+          </w:tcPr>
+          <w:p>
+            <w:r>
+              <w:rPr>
+                <w:b/>
+                <w:color w:val="FFFFFF"/>
+                <w:sz w:val="18"/>
+              </w:rPr>
+              <w:t>Decision</w:t>
+            </w:r>
+          </w:p>
+        </w:tc>
+        <w:tc>
+          <w:tcPr>
+            <w:tcW w:type="dxa" w:w="2880"/>
+            <w:shd w:val="clear" w:color="auto" w:fill="1F2D55"/>
+          </w:tcPr>
+          <w:p>
+            <w:r>
+              <w:rPr>
+                <w:b/>
+                <w:color w:val="FFFFFF"/>
+                <w:sz w:val="18"/>
+              </w:rPr>
+              <w:t>Up to MYR</w:t>
+            </w:r>
+          </w:p>
+        </w:tc>
+        <w:tc>
+          <w:tcPr>
+            <w:tcW w:type="dxa" w:w="2880"/>
+            <w:shd w:val="clear" w:color="auto" w:fill="1F2D55"/>
+          </w:tcPr>
+          <w:p>
+            <w:r>
+              <w:rPr>
+                <w:b/>
+                <w:color w:val="FFFFFF"/>
+                <w:sz w:val="18"/>
+              </w:rPr>
+              <w:t>Approver</w:t>
+            </w:r>
+          </w:p>
+        </w:tc>
+      </w:tr>
+      <w:tr>
+        <w:tc>
+          <w:tcPr>
+            <w:tcW w:type="dxa" w:w="2880"/>
+          </w:tcPr>
+          <w:p>
+            <w:r>
+              <w:rPr>
+                <w:sz w:val="18"/>
+              </w:rPr>
+              <w:t>Operating expense</w:t>
+            </w:r>
+          </w:p>
+        </w:tc>
+        <w:tc>
+          <w:tcPr>
+            <w:tcW w:type="dxa" w:w="2880"/>
+          </w:tcPr>
+          <w:p>
+            <w:r>
+              <w:rPr>
+                <w:sz w:val="18"/>
+              </w:rPr>
+              <w:t>100,000</w:t>
+            </w:r>
+          </w:p>
+        </w:tc>
+        <w:tc>
+          <w:tcPr>
+            <w:tcW w:type="dxa" w:w="2880"/>
+          </w:tcPr>
+          <w:p>
+            <w:r>
+              <w:rPr>
+                <w:sz w:val="18"/>
+              </w:rPr>
+              <w:t>Department head</w:t>
+            </w:r>
+          </w:p>
+        </w:tc>
+      </w:tr>
+      <w:tr>
+        <w:tc>
+          <w:tcPr>
+            <w:tcW w:type="dxa" w:w="2880"/>
+          </w:tcPr>
+          <w:p>
+            <w:r>
+              <w:rPr>
+                <w:sz w:val="18"/>
+              </w:rPr>
+              <w:t>Operating expense</w:t>
+            </w:r>
+          </w:p>
+        </w:tc>
+        <w:tc>
+          <w:tcPr>
+            <w:tcW w:type="dxa" w:w="2880"/>
+          </w:tcPr>
+          <w:p>
+            <w:r>
+              <w:rPr>
+                <w:sz w:val="18"/>
+              </w:rPr>
+              <w:t>1,000,000</w:t>
+            </w:r>
+          </w:p>
+        </w:tc>
+        <w:tc>
+          <w:tcPr>
+            <w:tcW w:type="dxa" w:w="2880"/>
+          </w:tcPr>
+          <w:p>
+            <w:r>
+              <w:rPr>
+                <w:sz w:val="18"/>
+              </w:rPr>
+              <w:t>Divisional CFO</w:t>
+            </w:r>
+          </w:p>
+        </w:tc>
+      </w:tr>
+      <w:tr>
+        <w:tc>
+          <w:tcPr>
+            <w:tcW w:type="dxa" w:w="2880"/>
+          </w:tcPr>
+          <w:p>
+            <w:r>
+              <w:rPr>
+                <w:sz w:val="18"/>
+              </w:rPr>
+              <w:t>Operating expense</w:t>
+            </w:r>
+          </w:p>
+        </w:tc>
+        <w:tc>
+          <w:tcPr>
+            <w:tcW w:type="dxa" w:w="2880"/>
+          </w:tcPr>
+          <w:p>
+            <w:r>
+              <w:rPr>
+                <w:sz w:val="18"/>
+              </w:rPr>
+              <w:t>10,000,000</w:t>
+            </w:r>
+          </w:p>
+        </w:tc>
+        <w:tc>
+          <w:tcPr>
+            <w:tcW w:type="dxa" w:w="2880"/>
+          </w:tcPr>
+          <w:p>
+            <w:r>
+              <w:rPr>
+                <w:sz w:val="18"/>
+              </w:rPr>
+              <w:t>Group CFO</w:t>
+            </w:r>
+          </w:p>
+        </w:tc>
+      </w:tr>
+      <w:tr>
+        <w:tc>
+          <w:tcPr>
+            <w:tcW w:type="dxa" w:w="2880"/>
+          </w:tcPr>
+          <w:p>
+            <w:r>
+              <w:rPr>
+                <w:sz w:val="18"/>
+              </w:rPr>
+              <w:t>Operating expense</w:t>
+            </w:r>
+          </w:p>
+        </w:tc>
+        <w:tc>
+          <w:tcPr>
+            <w:tcW w:type="dxa" w:w="2880"/>
+          </w:tcPr>
+          <w:p>
+            <w:r>
+              <w:rPr>
+                <w:sz w:val="18"/>
+              </w:rPr>
+              <w:t>&gt; 10,000,000</w:t>
+            </w:r>
+          </w:p>
+        </w:tc>
+        <w:tc>
+          <w:tcPr>
+            <w:tcW w:type="dxa" w:w="2880"/>
+          </w:tcPr>
+          <w:p>
+            <w:r>
+              <w:rPr>
+                <w:sz w:val="18"/>
+              </w:rPr>
+              <w:t>Group CEO + Board endorsement</w:t>
+            </w:r>
+          </w:p>
+        </w:tc>
+      </w:tr>
+      <w:tr>
+        <w:tc>
+          <w:tcPr>
+            <w:tcW w:type="dxa" w:w="2880"/>
+          </w:tcPr>
+          <w:p>
+            <w:r>
+              <w:rPr>
+                <w:sz w:val="18"/>
+              </w:rPr>
+              <w:t>Capex (single item)</w:t>
+            </w:r>
+          </w:p>
+        </w:tc>
+        <w:tc>
+          <w:tcPr>
+            <w:tcW w:type="dxa" w:w="2880"/>
+          </w:tcPr>
+          <w:p>
+            <w:r>
+              <w:rPr>
+                <w:sz w:val="18"/>
+              </w:rPr>
+              <w:t>5,000,000</w:t>
+            </w:r>
+          </w:p>
+        </w:tc>
+        <w:tc>
+          <w:tcPr>
+            <w:tcW w:type="dxa" w:w="2880"/>
+          </w:tcPr>
+          <w:p>
+            <w:r>
+              <w:rPr>
+                <w:sz w:val="18"/>
+              </w:rPr>
+              <w:t>Divisional MD + Group CFO</w:t>
+            </w:r>
+          </w:p>
+        </w:tc>
+      </w:tr>
+      <w:tr>
+        <w:tc>
+          <w:tcPr>
+            <w:tcW w:type="dxa" w:w="2880"/>
+          </w:tcPr>
+          <w:p>
+            <w:r>
+              <w:rPr>
+                <w:sz w:val="18"/>
+              </w:rPr>
+              <w:t>Capex (single item)</w:t>
+            </w:r>
+          </w:p>
+        </w:tc>
+        <w:tc>
+          <w:tcPr>
+            <w:tcW w:type="dxa" w:w="2880"/>
+          </w:tcPr>
+          <w:p>
+            <w:r>
+              <w:rPr>
+                <w:sz w:val="18"/>
+              </w:rPr>
+              <w:t>&gt; 5,000,000</w:t>
+            </w:r>
+          </w:p>
+        </w:tc>
+        <w:tc>
+          <w:tcPr>
+            <w:tcW w:type="dxa" w:w="2880"/>
+          </w:tcPr>
+          <w:p>
+            <w:r>
+              <w:rPr>
+                <w:sz w:val="18"/>
+              </w:rPr>
+              <w:t>Group CEO + Board approval</w:t>
+            </w:r>
+          </w:p>
+        </w:tc>
+      </w:tr>
+      <w:tr>
+        <w:tc>
+          <w:tcPr>
+            <w:tcW w:type="dxa" w:w="2880"/>
+          </w:tcPr>
+          <w:p>
+            <w:r>
+              <w:rPr>
+                <w:sz w:val="18"/>
+              </w:rPr>
+              <w:t>M&amp;A / divestment</w:t>
+            </w:r>
+          </w:p>
+        </w:tc>
+        <w:tc>
+          <w:tcPr>
+            <w:tcW w:type="dxa" w:w="2880"/>
+          </w:tcPr>
+          <w:p>
+            <w:r>
+              <w:rPr>
+                <w:sz w:val="18"/>
+              </w:rPr>
+              <w:t>any</w:t>
+            </w:r>
+          </w:p>
+        </w:tc>
+        <w:tc>
+          <w:tcPr>
+            <w:tcW w:type="dxa" w:w="2880"/>
+          </w:tcPr>
+          <w:p>
+            <w:r>
+              <w:rPr>
+                <w:sz w:val="18"/>
+              </w:rPr>
+              <w:t>Board approval</w:t>
+            </w:r>
+          </w:p>
+        </w:tc>
+      </w:tr>
+      <w:tr>
+        <w:tc>
+          <w:tcPr>
+            <w:tcW w:type="dxa" w:w="2880"/>
+          </w:tcPr>
+          <w:p>
+            <w:r>
+              <w:rPr>
+                <w:sz w:val="18"/>
+              </w:rPr>
+              <w:t>Treasury — new bank/facility</w:t>
+            </w:r>
+          </w:p>
+        </w:tc>
+        <w:tc>
+          <w:tcPr>
+            <w:tcW w:type="dxa" w:w="2880"/>
+          </w:tcPr>
+          <w:p>
+            <w:r>
+              <w:rPr>
+                <w:sz w:val="18"/>
+              </w:rPr>
+              <w:t>any</w:t>
+            </w:r>
+          </w:p>
+        </w:tc>
+        <w:tc>
+          <w:tcPr>
+            <w:tcW w:type="dxa" w:w="2880"/>
+          </w:tcPr>
+          <w:p>
+            <w:r>
+              <w:rPr>
+                <w:sz w:val="18"/>
+              </w:rPr>
+              <w:t>Group CFO + Audit Cmte note</w:t>
+            </w:r>
+          </w:p>
+        </w:tc>
+      </w:tr>
+    </w:tbl>
+    <w:p>
+      <w:pPr>
+        <w:jc w:val="center"/>
+      </w:pPr>
+      <w:r>
+        <w:rPr>
+          <w:i/>
+          <w:color w:val="9CA3AF"/>
+          <w:sz w:val="16"/>
+        </w:rPr>
+        <w:t>— END OF DOCUMENT —</w:t>
       </w:r>
     </w:p>
     <w:sectPr>
